--- a/dosyalar/etkinlikler/6-sinif/arapca-6-1-etkinlik.docx
+++ b/dosyalar/etkinlikler/6-sinif/arapca-6-1-etkinlik.docx
@@ -4401,7 +4401,7 @@
                 <w:szCs w:val="32"/>
                 <w:rtl/>
               </w:rPr>
-              <w:t xml:space="preserve">سَبُّورَةٌ ذَكِيَّةٌ</w:t>
+              <w:t xml:space="preserve">سَبُّورَةٌ ذَكِيَّةٌ</w:t>
             </w:r>
           </w:p>
           <w:p>
@@ -4556,7 +4556,7 @@
                 <w:szCs w:val="32"/>
                 <w:rtl/>
               </w:rPr>
-              <w:t xml:space="preserve">اَلصَّفُّ</w:t>
+              <w:t xml:space="preserve">اَلصَّفُّ</w:t>
             </w:r>
           </w:p>
           <w:p>
@@ -4606,7 +4606,7 @@
                 <w:szCs w:val="32"/>
                 <w:rtl/>
               </w:rPr>
-              <w:t xml:space="preserve">اَلْفِنَاءُ</w:t>
+              <w:t xml:space="preserve">اَلفِنَاءُ</w:t>
             </w:r>
           </w:p>
           <w:p>
@@ -4656,7 +4656,7 @@
                 <w:szCs w:val="32"/>
                 <w:rtl/>
               </w:rPr>
-              <w:t xml:space="preserve">اَلْمَسْجِدُ</w:t>
+              <w:t xml:space="preserve">اَلمَسْجِدُ</w:t>
             </w:r>
           </w:p>
           <w:p>
@@ -4711,7 +4711,7 @@
                 <w:szCs w:val="32"/>
                 <w:rtl/>
               </w:rPr>
-              <w:t xml:space="preserve">غُرْفَةُ الْمُدِيرِ</w:t>
+              <w:t xml:space="preserve">غُرْفَةُ المُدِيرِ</w:t>
             </w:r>
           </w:p>
           <w:p>
@@ -4761,7 +4761,7 @@
                 <w:szCs w:val="32"/>
                 <w:rtl/>
               </w:rPr>
-              <w:t xml:space="preserve">اَلطَّابِقُ</w:t>
+              <w:t xml:space="preserve">اَلطَّابِقُ</w:t>
             </w:r>
           </w:p>
           <w:p>
@@ -4811,7 +4811,7 @@
                 <w:szCs w:val="32"/>
                 <w:rtl/>
               </w:rPr>
-              <w:t xml:space="preserve">اَلْمَكْتَبَةُ</w:t>
+              <w:t xml:space="preserve">اَلمَكْتَبَةُ</w:t>
             </w:r>
           </w:p>
           <w:p>
@@ -4861,7 +4861,7 @@
                 <w:szCs w:val="32"/>
                 <w:rtl/>
               </w:rPr>
-              <w:t xml:space="preserve">اَلْمَقْصِفُ</w:t>
+              <w:t xml:space="preserve">اَلمَقْصِفُ</w:t>
             </w:r>
           </w:p>
           <w:p>
@@ -5435,7 +5435,7 @@
                 <w:szCs w:val="32"/>
                 <w:rtl/>
               </w:rPr>
-              <w:t xml:space="preserve">سَبُّورَةٌ ذَكِيَّةٌ</w:t>
+              <w:t xml:space="preserve">سَبُّورَةٌ ذَكِيَّةٌ</w:t>
             </w:r>
           </w:p>
           <w:p>
@@ -5590,7 +5590,7 @@
                 <w:szCs w:val="32"/>
                 <w:rtl/>
               </w:rPr>
-              <w:t xml:space="preserve">اَلصَّفُّ</w:t>
+              <w:t xml:space="preserve">اَلصَّفُّ</w:t>
             </w:r>
           </w:p>
           <w:p>
@@ -5640,7 +5640,7 @@
                 <w:szCs w:val="32"/>
                 <w:rtl/>
               </w:rPr>
-              <w:t xml:space="preserve">اَلْفِنَاءُ</w:t>
+              <w:t xml:space="preserve">اَلفِنَاءُ</w:t>
             </w:r>
           </w:p>
           <w:p>
@@ -5690,7 +5690,7 @@
                 <w:szCs w:val="32"/>
                 <w:rtl/>
               </w:rPr>
-              <w:t xml:space="preserve">اَلْمَسْجِدُ</w:t>
+              <w:t xml:space="preserve">اَلمَسْجِدُ</w:t>
             </w:r>
           </w:p>
           <w:p>
@@ -5745,7 +5745,7 @@
                 <w:szCs w:val="32"/>
                 <w:rtl/>
               </w:rPr>
-              <w:t xml:space="preserve">غُرْفَةُ الْمُدِيرِ</w:t>
+              <w:t xml:space="preserve">غُرْفَةُ المُدِيرِ</w:t>
             </w:r>
           </w:p>
           <w:p>
@@ -5795,7 +5795,7 @@
                 <w:szCs w:val="32"/>
                 <w:rtl/>
               </w:rPr>
-              <w:t xml:space="preserve">اَلطَّابِقُ</w:t>
+              <w:t xml:space="preserve">اَلطَّابِقُ</w:t>
             </w:r>
           </w:p>
           <w:p>
@@ -5845,7 +5845,7 @@
                 <w:szCs w:val="32"/>
                 <w:rtl/>
               </w:rPr>
-              <w:t xml:space="preserve">اَلْمَكْتَبَةُ</w:t>
+              <w:t xml:space="preserve">اَلمَكْتَبَةُ</w:t>
             </w:r>
           </w:p>
           <w:p>
@@ -5895,7 +5895,7 @@
                 <w:szCs w:val="32"/>
                 <w:rtl/>
               </w:rPr>
-              <w:t xml:space="preserve">اَلْمَقْصِفُ</w:t>
+              <w:t xml:space="preserve">اَلمَقْصِفُ</w:t>
             </w:r>
           </w:p>
           <w:p>
@@ -7313,7 +7313,7 @@
                 <w:szCs w:val="28"/>
                 <w:rtl/>
               </w:rPr>
-              <w:t xml:space="preserve">اَلسَّبُّورَةِ  ·  فَوْقَ  ·  اَلسَّاعَةُ</w:t>
+              <w:t xml:space="preserve">اَلسَّبُّورَةِ  ·  فَوْقَ  ·  اَلسَّاعَةُ</w:t>
             </w:r>
           </w:p>
         </w:tc>
@@ -7385,7 +7385,7 @@
                 <w:szCs w:val="28"/>
                 <w:rtl/>
               </w:rPr>
-              <w:t xml:space="preserve">اَلصَّفِّ  ·  فِي  ·  خَرِيطَةٌ</w:t>
+              <w:t xml:space="preserve">اَلصَّفِّ  ·  فِي  ·  خَرِيطَةٌ</w:t>
             </w:r>
           </w:p>
         </w:tc>
@@ -7457,7 +7457,7 @@
                 <w:szCs w:val="28"/>
                 <w:rtl/>
               </w:rPr>
-              <w:t xml:space="preserve">اَلْمَقَاعِدِ  ·  أَمَامَ  ·  اَلسَّبُّورَةُ</w:t>
+              <w:t xml:space="preserve">اَلمَقَاعِدِ  ·  أَمَامَ  ·  اَلسَّبُّورَةُ</w:t>
             </w:r>
           </w:p>
         </w:tc>
@@ -7529,7 +7529,7 @@
                 <w:szCs w:val="28"/>
                 <w:rtl/>
               </w:rPr>
-              <w:t xml:space="preserve">اَلْمَكْتَبَةِ  ·  يَمِينَ  ·  اَلْمَقْصِفُ</w:t>
+              <w:t xml:space="preserve">اَلمَكْتَبَةِ  ·  يَمِينَ  ·  اَلمَقْصِفُ</w:t>
             </w:r>
           </w:p>
         </w:tc>

--- a/dosyalar/etkinlikler/6-sinif/arapca-6-1-etkinlik.docx
+++ b/dosyalar/etkinlikler/6-sinif/arapca-6-1-etkinlik.docx
@@ -4293,7 +4293,7 @@
             </w:pPr>
             <w:r>
               <w:rPr>
-                <w:rFonts w:ascii="Markazi Text" w:cs="Markazi Text" w:eastAsia="Markazi Text" w:hAnsi="Markazi Text"/>
+                <w:rFonts w:ascii="Arakom" w:cs="Arakom" w:eastAsia="Arakom" w:hAnsi="Arakom"/>
                 <w:b w:val="false"/>
                 <w:bCs w:val="false"/>
                 <w:color w:val="111111"/>
@@ -4343,7 +4343,7 @@
             </w:pPr>
             <w:r>
               <w:rPr>
-                <w:rFonts w:ascii="Markazi Text" w:cs="Markazi Text" w:eastAsia="Markazi Text" w:hAnsi="Markazi Text"/>
+                <w:rFonts w:ascii="Arakom" w:cs="Arakom" w:eastAsia="Arakom" w:hAnsi="Arakom"/>
                 <w:b w:val="false"/>
                 <w:bCs w:val="false"/>
                 <w:color w:val="111111"/>
@@ -4393,7 +4393,7 @@
             </w:pPr>
             <w:r>
               <w:rPr>
-                <w:rFonts w:ascii="Markazi Text" w:cs="Markazi Text" w:eastAsia="Markazi Text" w:hAnsi="Markazi Text"/>
+                <w:rFonts w:ascii="Arakom" w:cs="Arakom" w:eastAsia="Arakom" w:hAnsi="Arakom"/>
                 <w:b w:val="false"/>
                 <w:bCs w:val="false"/>
                 <w:color w:val="111111"/>
@@ -4443,7 +4443,7 @@
             </w:pPr>
             <w:r>
               <w:rPr>
-                <w:rFonts w:ascii="Markazi Text" w:cs="Markazi Text" w:eastAsia="Markazi Text" w:hAnsi="Markazi Text"/>
+                <w:rFonts w:ascii="Arakom" w:cs="Arakom" w:eastAsia="Arakom" w:hAnsi="Arakom"/>
                 <w:b w:val="false"/>
                 <w:bCs w:val="false"/>
                 <w:color w:val="111111"/>
@@ -4498,7 +4498,7 @@
             </w:pPr>
             <w:r>
               <w:rPr>
-                <w:rFonts w:ascii="Markazi Text" w:cs="Markazi Text" w:eastAsia="Markazi Text" w:hAnsi="Markazi Text"/>
+                <w:rFonts w:ascii="Arakom" w:cs="Arakom" w:eastAsia="Arakom" w:hAnsi="Arakom"/>
                 <w:b w:val="false"/>
                 <w:bCs w:val="false"/>
                 <w:color w:val="111111"/>
@@ -4548,7 +4548,7 @@
             </w:pPr>
             <w:r>
               <w:rPr>
-                <w:rFonts w:ascii="Markazi Text" w:cs="Markazi Text" w:eastAsia="Markazi Text" w:hAnsi="Markazi Text"/>
+                <w:rFonts w:ascii="Arakom" w:cs="Arakom" w:eastAsia="Arakom" w:hAnsi="Arakom"/>
                 <w:b w:val="false"/>
                 <w:bCs w:val="false"/>
                 <w:color w:val="111111"/>
@@ -4598,7 +4598,7 @@
             </w:pPr>
             <w:r>
               <w:rPr>
-                <w:rFonts w:ascii="Markazi Text" w:cs="Markazi Text" w:eastAsia="Markazi Text" w:hAnsi="Markazi Text"/>
+                <w:rFonts w:ascii="Arakom" w:cs="Arakom" w:eastAsia="Arakom" w:hAnsi="Arakom"/>
                 <w:b w:val="false"/>
                 <w:bCs w:val="false"/>
                 <w:color w:val="111111"/>
@@ -4648,7 +4648,7 @@
             </w:pPr>
             <w:r>
               <w:rPr>
-                <w:rFonts w:ascii="Markazi Text" w:cs="Markazi Text" w:eastAsia="Markazi Text" w:hAnsi="Markazi Text"/>
+                <w:rFonts w:ascii="Arakom" w:cs="Arakom" w:eastAsia="Arakom" w:hAnsi="Arakom"/>
                 <w:b w:val="false"/>
                 <w:bCs w:val="false"/>
                 <w:color w:val="111111"/>
@@ -4703,7 +4703,7 @@
             </w:pPr>
             <w:r>
               <w:rPr>
-                <w:rFonts w:ascii="Markazi Text" w:cs="Markazi Text" w:eastAsia="Markazi Text" w:hAnsi="Markazi Text"/>
+                <w:rFonts w:ascii="Arakom" w:cs="Arakom" w:eastAsia="Arakom" w:hAnsi="Arakom"/>
                 <w:b w:val="false"/>
                 <w:bCs w:val="false"/>
                 <w:color w:val="111111"/>
@@ -4753,7 +4753,7 @@
             </w:pPr>
             <w:r>
               <w:rPr>
-                <w:rFonts w:ascii="Markazi Text" w:cs="Markazi Text" w:eastAsia="Markazi Text" w:hAnsi="Markazi Text"/>
+                <w:rFonts w:ascii="Arakom" w:cs="Arakom" w:eastAsia="Arakom" w:hAnsi="Arakom"/>
                 <w:b w:val="false"/>
                 <w:bCs w:val="false"/>
                 <w:color w:val="111111"/>
@@ -4803,7 +4803,7 @@
             </w:pPr>
             <w:r>
               <w:rPr>
-                <w:rFonts w:ascii="Markazi Text" w:cs="Markazi Text" w:eastAsia="Markazi Text" w:hAnsi="Markazi Text"/>
+                <w:rFonts w:ascii="Arakom" w:cs="Arakom" w:eastAsia="Arakom" w:hAnsi="Arakom"/>
                 <w:b w:val="false"/>
                 <w:bCs w:val="false"/>
                 <w:color w:val="111111"/>
@@ -4853,7 +4853,7 @@
             </w:pPr>
             <w:r>
               <w:rPr>
-                <w:rFonts w:ascii="Markazi Text" w:cs="Markazi Text" w:eastAsia="Markazi Text" w:hAnsi="Markazi Text"/>
+                <w:rFonts w:ascii="Arakom" w:cs="Arakom" w:eastAsia="Arakom" w:hAnsi="Arakom"/>
                 <w:b w:val="false"/>
                 <w:bCs w:val="false"/>
                 <w:color w:val="111111"/>
@@ -5327,7 +5327,7 @@
             </w:pPr>
             <w:r>
               <w:rPr>
-                <w:rFonts w:ascii="Markazi Text" w:cs="Markazi Text" w:eastAsia="Markazi Text" w:hAnsi="Markazi Text"/>
+                <w:rFonts w:ascii="Arakom" w:cs="Arakom" w:eastAsia="Arakom" w:hAnsi="Arakom"/>
                 <w:b w:val="false"/>
                 <w:bCs w:val="false"/>
                 <w:color w:val="111111"/>
@@ -5377,7 +5377,7 @@
             </w:pPr>
             <w:r>
               <w:rPr>
-                <w:rFonts w:ascii="Markazi Text" w:cs="Markazi Text" w:eastAsia="Markazi Text" w:hAnsi="Markazi Text"/>
+                <w:rFonts w:ascii="Arakom" w:cs="Arakom" w:eastAsia="Arakom" w:hAnsi="Arakom"/>
                 <w:b w:val="false"/>
                 <w:bCs w:val="false"/>
                 <w:color w:val="111111"/>
@@ -5427,7 +5427,7 @@
             </w:pPr>
             <w:r>
               <w:rPr>
-                <w:rFonts w:ascii="Markazi Text" w:cs="Markazi Text" w:eastAsia="Markazi Text" w:hAnsi="Markazi Text"/>
+                <w:rFonts w:ascii="Arakom" w:cs="Arakom" w:eastAsia="Arakom" w:hAnsi="Arakom"/>
                 <w:b w:val="false"/>
                 <w:bCs w:val="false"/>
                 <w:color w:val="111111"/>
@@ -5477,7 +5477,7 @@
             </w:pPr>
             <w:r>
               <w:rPr>
-                <w:rFonts w:ascii="Markazi Text" w:cs="Markazi Text" w:eastAsia="Markazi Text" w:hAnsi="Markazi Text"/>
+                <w:rFonts w:ascii="Arakom" w:cs="Arakom" w:eastAsia="Arakom" w:hAnsi="Arakom"/>
                 <w:b w:val="false"/>
                 <w:bCs w:val="false"/>
                 <w:color w:val="111111"/>
@@ -5532,7 +5532,7 @@
             </w:pPr>
             <w:r>
               <w:rPr>
-                <w:rFonts w:ascii="Markazi Text" w:cs="Markazi Text" w:eastAsia="Markazi Text" w:hAnsi="Markazi Text"/>
+                <w:rFonts w:ascii="Arakom" w:cs="Arakom" w:eastAsia="Arakom" w:hAnsi="Arakom"/>
                 <w:b w:val="false"/>
                 <w:bCs w:val="false"/>
                 <w:color w:val="111111"/>
@@ -5582,7 +5582,7 @@
             </w:pPr>
             <w:r>
               <w:rPr>
-                <w:rFonts w:ascii="Markazi Text" w:cs="Markazi Text" w:eastAsia="Markazi Text" w:hAnsi="Markazi Text"/>
+                <w:rFonts w:ascii="Arakom" w:cs="Arakom" w:eastAsia="Arakom" w:hAnsi="Arakom"/>
                 <w:b w:val="false"/>
                 <w:bCs w:val="false"/>
                 <w:color w:val="111111"/>
@@ -5632,7 +5632,7 @@
             </w:pPr>
             <w:r>
               <w:rPr>
-                <w:rFonts w:ascii="Markazi Text" w:cs="Markazi Text" w:eastAsia="Markazi Text" w:hAnsi="Markazi Text"/>
+                <w:rFonts w:ascii="Arakom" w:cs="Arakom" w:eastAsia="Arakom" w:hAnsi="Arakom"/>
                 <w:b w:val="false"/>
                 <w:bCs w:val="false"/>
                 <w:color w:val="111111"/>
@@ -5682,7 +5682,7 @@
             </w:pPr>
             <w:r>
               <w:rPr>
-                <w:rFonts w:ascii="Markazi Text" w:cs="Markazi Text" w:eastAsia="Markazi Text" w:hAnsi="Markazi Text"/>
+                <w:rFonts w:ascii="Arakom" w:cs="Arakom" w:eastAsia="Arakom" w:hAnsi="Arakom"/>
                 <w:b w:val="false"/>
                 <w:bCs w:val="false"/>
                 <w:color w:val="111111"/>
@@ -5737,7 +5737,7 @@
             </w:pPr>
             <w:r>
               <w:rPr>
-                <w:rFonts w:ascii="Markazi Text" w:cs="Markazi Text" w:eastAsia="Markazi Text" w:hAnsi="Markazi Text"/>
+                <w:rFonts w:ascii="Arakom" w:cs="Arakom" w:eastAsia="Arakom" w:hAnsi="Arakom"/>
                 <w:b w:val="false"/>
                 <w:bCs w:val="false"/>
                 <w:color w:val="111111"/>
@@ -5787,7 +5787,7 @@
             </w:pPr>
             <w:r>
               <w:rPr>
-                <w:rFonts w:ascii="Markazi Text" w:cs="Markazi Text" w:eastAsia="Markazi Text" w:hAnsi="Markazi Text"/>
+                <w:rFonts w:ascii="Arakom" w:cs="Arakom" w:eastAsia="Arakom" w:hAnsi="Arakom"/>
                 <w:b w:val="false"/>
                 <w:bCs w:val="false"/>
                 <w:color w:val="111111"/>
@@ -5837,7 +5837,7 @@
             </w:pPr>
             <w:r>
               <w:rPr>
-                <w:rFonts w:ascii="Markazi Text" w:cs="Markazi Text" w:eastAsia="Markazi Text" w:hAnsi="Markazi Text"/>
+                <w:rFonts w:ascii="Arakom" w:cs="Arakom" w:eastAsia="Arakom" w:hAnsi="Arakom"/>
                 <w:b w:val="false"/>
                 <w:bCs w:val="false"/>
                 <w:color w:val="111111"/>
@@ -5887,7 +5887,7 @@
             </w:pPr>
             <w:r>
               <w:rPr>
-                <w:rFonts w:ascii="Markazi Text" w:cs="Markazi Text" w:eastAsia="Markazi Text" w:hAnsi="Markazi Text"/>
+                <w:rFonts w:ascii="Arakom" w:cs="Arakom" w:eastAsia="Arakom" w:hAnsi="Arakom"/>
                 <w:b w:val="false"/>
                 <w:bCs w:val="false"/>
                 <w:color w:val="111111"/>
@@ -7305,7 +7305,7 @@
             </w:pPr>
             <w:r>
               <w:rPr>
-                <w:rFonts w:ascii="Markazi Text" w:cs="Markazi Text" w:eastAsia="Markazi Text" w:hAnsi="Markazi Text"/>
+                <w:rFonts w:ascii="Arakom" w:cs="Arakom" w:eastAsia="Arakom" w:hAnsi="Arakom"/>
                 <w:b w:val="false"/>
                 <w:bCs w:val="false"/>
                 <w:color w:val="111111"/>
@@ -7377,7 +7377,7 @@
             </w:pPr>
             <w:r>
               <w:rPr>
-                <w:rFonts w:ascii="Markazi Text" w:cs="Markazi Text" w:eastAsia="Markazi Text" w:hAnsi="Markazi Text"/>
+                <w:rFonts w:ascii="Arakom" w:cs="Arakom" w:eastAsia="Arakom" w:hAnsi="Arakom"/>
                 <w:b w:val="false"/>
                 <w:bCs w:val="false"/>
                 <w:color w:val="111111"/>
@@ -7449,7 +7449,7 @@
             </w:pPr>
             <w:r>
               <w:rPr>
-                <w:rFonts w:ascii="Markazi Text" w:cs="Markazi Text" w:eastAsia="Markazi Text" w:hAnsi="Markazi Text"/>
+                <w:rFonts w:ascii="Arakom" w:cs="Arakom" w:eastAsia="Arakom" w:hAnsi="Arakom"/>
                 <w:b w:val="false"/>
                 <w:bCs w:val="false"/>
                 <w:color w:val="111111"/>
@@ -7521,7 +7521,7 @@
             </w:pPr>
             <w:r>
               <w:rPr>
-                <w:rFonts w:ascii="Markazi Text" w:cs="Markazi Text" w:eastAsia="Markazi Text" w:hAnsi="Markazi Text"/>
+                <w:rFonts w:ascii="Arakom" w:cs="Arakom" w:eastAsia="Arakom" w:hAnsi="Arakom"/>
                 <w:b w:val="false"/>
                 <w:bCs w:val="false"/>
                 <w:color w:val="111111"/>
